--- a/reqs/Section_IV.docx
+++ b/reqs/Section_IV.docx
@@ -16,31 +16,62 @@
         </w:rPr>
         <w:t>Feature 1:</w:t>
       </w:r>
+      <w:r>
+        <w:rPr>
+          <w:rFonts w:ascii="Segoe UI" w:hAnsi="Segoe UI" w:cs="Segoe UI"/>
+        </w:rPr>
+        <w:t xml:space="preserve"> </w:t>
+      </w:r>
+      <w:r>
+        <w:rPr>
+          <w:rFonts w:ascii="Segoe UI" w:hAnsi="Segoe UI" w:cs="Segoe UI"/>
+        </w:rPr>
+        <w:t xml:space="preserve">Create Daily Time Log Entry </w:t>
+      </w:r>
+      <w:bookmarkEnd w:id="0"/>
+      <w:r>
+        <w:rPr>
+          <w:rFonts w:ascii="Segoe UI" w:hAnsi="Segoe UI" w:cs="Segoe UI"/>
+        </w:rPr>
+        <w:t xml:space="preserve"> </w:t>
+      </w:r>
     </w:p>
     <w:p>
       <w:pPr>
-        <w:pStyle w:val="Heading2"/>
-        <w:rPr>
-          <w:rFonts w:ascii="Segoe UI" w:hAnsi="Segoe UI" w:cs="Segoe UI"/>
-        </w:rPr>
-      </w:pPr>
-      <w:r>
-        <w:rPr>
-          <w:rFonts w:ascii="Segoe UI" w:hAnsi="Segoe UI" w:cs="Segoe UI"/>
-        </w:rPr>
-        <w:t xml:space="preserve">Create Daily Time Log Entry </w:t>
-      </w:r>
-      <w:bookmarkEnd w:id="0"/>
-      <w:r>
-        <w:rPr>
-          <w:rFonts w:ascii="Segoe UI" w:hAnsi="Segoe UI" w:cs="Segoe UI"/>
-        </w:rPr>
-        <w:t xml:space="preserve"> </w:t>
+        <w:spacing w:before="100" w:beforeAutospacing="1" w:after="100" w:afterAutospacing="1"/>
+        <w:outlineLvl w:val="2"/>
+        <w:rPr>
+          <w:rFonts w:ascii="Segoe UI" w:hAnsi="Segoe UI" w:cs="Segoe UI"/>
+          <w:b/>
+          <w:bCs/>
+        </w:rPr>
+      </w:pPr>
+      <w:r>
+        <w:rPr>
+          <w:rFonts w:ascii="Segoe UI" w:hAnsi="Segoe UI" w:cs="Segoe UI"/>
+          <w:b/>
+          <w:bCs/>
+        </w:rPr>
+        <w:t>User Story</w:t>
       </w:r>
     </w:p>
     <w:p>
       <w:pPr>
         <w:spacing w:before="100" w:beforeAutospacing="1" w:after="100" w:afterAutospacing="1"/>
+        <w:rPr>
+          <w:rFonts w:ascii="Segoe UI" w:hAnsi="Segoe UI" w:cs="Segoe UI"/>
+        </w:rPr>
+      </w:pPr>
+      <w:r>
+        <w:rPr>
+          <w:rFonts w:ascii="Segoe UI" w:hAnsi="Segoe UI" w:cs="Segoe UI"/>
+        </w:rPr>
+        <w:t>As a team member, I want to log my daily working hours against projects so that my effort is recorded accurately.</w:t>
+      </w:r>
+    </w:p>
+    <w:p>
+      <w:pPr>
+        <w:spacing w:before="100" w:beforeAutospacing="1" w:after="100" w:afterAutospacing="1"/>
         <w:outlineLvl w:val="2"/>
         <w:rPr>
           <w:rFonts w:ascii="Segoe UI" w:hAnsi="Segoe UI" w:cs="Segoe UI"/>
@@ -54,11 +85,16 @@
           <w:b/>
           <w:bCs/>
         </w:rPr>
-        <w:t>User Story</w:t>
+        <w:t>User Journey</w:t>
       </w:r>
     </w:p>
     <w:p>
       <w:pPr>
+        <w:pStyle w:val="ListParagraph"/>
+        <w:numPr>
+          <w:ilvl w:val="0"/>
+          <w:numId w:val="18"/>
+        </w:numPr>
         <w:spacing w:before="100" w:beforeAutospacing="1" w:after="100" w:afterAutospacing="1"/>
         <w:rPr>
           <w:rFonts w:ascii="Segoe UI" w:hAnsi="Segoe UI" w:cs="Segoe UI"/>
@@ -68,30 +104,35 @@
         <w:rPr>
           <w:rFonts w:ascii="Segoe UI" w:hAnsi="Segoe UI" w:cs="Segoe UI"/>
         </w:rPr>
-        <w:t>As a team member, I want to log my daily working hours against projects so that my effort is recorded accurately.</w:t>
+        <w:t>Step 1: User logs into the Calculus application</w:t>
       </w:r>
     </w:p>
     <w:p>
       <w:pPr>
+        <w:pStyle w:val="ListParagraph"/>
+        <w:numPr>
+          <w:ilvl w:val="0"/>
+          <w:numId w:val="18"/>
+        </w:numPr>
         <w:spacing w:before="100" w:beforeAutospacing="1" w:after="100" w:afterAutospacing="1"/>
-        <w:outlineLvl w:val="2"/>
-        <w:rPr>
-          <w:rFonts w:ascii="Segoe UI" w:hAnsi="Segoe UI" w:cs="Segoe UI"/>
-          <w:b/>
-          <w:bCs/>
-        </w:rPr>
-      </w:pPr>
-      <w:r>
-        <w:rPr>
-          <w:rFonts w:ascii="Segoe UI" w:hAnsi="Segoe UI" w:cs="Segoe UI"/>
-          <w:b/>
-          <w:bCs/>
-        </w:rPr>
-        <w:t>User Journey</w:t>
+        <w:rPr>
+          <w:rFonts w:ascii="Segoe UI" w:hAnsi="Segoe UI" w:cs="Segoe UI"/>
+        </w:rPr>
+      </w:pPr>
+      <w:r>
+        <w:rPr>
+          <w:rFonts w:ascii="Segoe UI" w:hAnsi="Segoe UI" w:cs="Segoe UI"/>
+        </w:rPr>
+        <w:t>Step 2: User lands on role-based home screen</w:t>
       </w:r>
     </w:p>
     <w:p>
       <w:pPr>
+        <w:pStyle w:val="ListParagraph"/>
+        <w:numPr>
+          <w:ilvl w:val="0"/>
+          <w:numId w:val="18"/>
+        </w:numPr>
         <w:spacing w:before="100" w:beforeAutospacing="1" w:after="100" w:afterAutospacing="1"/>
         <w:rPr>
           <w:rFonts w:ascii="Segoe UI" w:hAnsi="Segoe UI" w:cs="Segoe UI"/>
@@ -101,20 +142,6 @@
         <w:rPr>
           <w:rFonts w:ascii="Segoe UI" w:hAnsi="Segoe UI" w:cs="Segoe UI"/>
         </w:rPr>
-        <w:t>Step 1: User logs into the Calculus application</w:t>
-      </w:r>
-      <w:r>
-        <w:rPr>
-          <w:rFonts w:ascii="Segoe UI" w:hAnsi="Segoe UI" w:cs="Segoe UI"/>
-        </w:rPr>
-        <w:br/>
-        <w:t>Step 2: User lands on role-based home screen</w:t>
-      </w:r>
-      <w:r>
-        <w:rPr>
-          <w:rFonts w:ascii="Segoe UI" w:hAnsi="Segoe UI" w:cs="Segoe UI"/>
-        </w:rPr>
-        <w:br/>
         <w:t xml:space="preserve">Step 3: </w:t>
       </w:r>
       <w:r>
@@ -124,40 +151,69 @@
         </w:rPr>
         <w:t xml:space="preserve">User clicks “Add work Log” buttons from the landing page. </w:t>
       </w:r>
+    </w:p>
+    <w:p>
+      <w:pPr>
+        <w:pStyle w:val="ListParagraph"/>
+        <w:numPr>
+          <w:ilvl w:val="0"/>
+          <w:numId w:val="18"/>
+        </w:numPr>
+        <w:spacing w:before="100" w:beforeAutospacing="1" w:after="100" w:afterAutospacing="1"/>
+        <w:rPr>
+          <w:rFonts w:ascii="Segoe UI" w:hAnsi="Segoe UI" w:cs="Segoe UI"/>
+        </w:rPr>
+      </w:pPr>
       <w:r>
         <w:rPr>
           <w:rFonts w:ascii="Segoe UI" w:hAnsi="Segoe UI" w:cs="Segoe UI"/>
           <w:highlight w:val="yellow"/>
         </w:rPr>
-        <w:br/>
-        <w:t xml:space="preserve">Step 4: System opens </w:t>
+        <w:t>S</w:t>
       </w:r>
       <w:r>
         <w:rPr>
           <w:rFonts w:ascii="Segoe UI" w:hAnsi="Segoe UI" w:cs="Segoe UI"/>
           <w:highlight w:val="yellow"/>
         </w:rPr>
-        <w:t>pop-up to</w:t>
-      </w:r>
-      <w:r>
-        <w:rPr>
-          <w:rFonts w:ascii="Segoe UI" w:hAnsi="Segoe UI" w:cs="Segoe UI"/>
-          <w:highlight w:val="yellow"/>
-        </w:rPr>
-        <w:t xml:space="preserve"> Add work logs</w:t>
-      </w:r>
-      <w:r>
-        <w:rPr>
-          <w:rFonts w:ascii="Segoe UI" w:hAnsi="Segoe UI" w:cs="Segoe UI"/>
-        </w:rPr>
-        <w:br/>
+        <w:t>tep 4: System opens pop-up to Add work logs</w:t>
+      </w:r>
+    </w:p>
+    <w:p>
+      <w:pPr>
+        <w:pStyle w:val="ListParagraph"/>
+        <w:numPr>
+          <w:ilvl w:val="0"/>
+          <w:numId w:val="18"/>
+        </w:numPr>
+        <w:spacing w:before="100" w:beforeAutospacing="1" w:after="100" w:afterAutospacing="1"/>
+        <w:rPr>
+          <w:rFonts w:ascii="Segoe UI" w:hAnsi="Segoe UI" w:cs="Segoe UI"/>
+        </w:rPr>
+      </w:pPr>
+      <w:r>
+        <w:rPr>
+          <w:rFonts w:ascii="Segoe UI" w:hAnsi="Segoe UI" w:cs="Segoe UI"/>
+        </w:rPr>
         <w:t>Step 5: User selects the date, work log category, Projects, hours and Work description</w:t>
       </w:r>
-      <w:r>
-        <w:rPr>
-          <w:rFonts w:ascii="Segoe UI" w:hAnsi="Segoe UI" w:cs="Segoe UI"/>
-        </w:rPr>
-        <w:br/>
+    </w:p>
+    <w:p>
+      <w:pPr>
+        <w:pStyle w:val="ListParagraph"/>
+        <w:numPr>
+          <w:ilvl w:val="0"/>
+          <w:numId w:val="18"/>
+        </w:numPr>
+        <w:spacing w:before="100" w:beforeAutospacing="1" w:after="100" w:afterAutospacing="1"/>
+        <w:rPr>
+          <w:rFonts w:ascii="Segoe UI" w:hAnsi="Segoe UI" w:cs="Segoe UI"/>
+        </w:rPr>
+      </w:pPr>
+      <w:r>
+        <w:rPr>
+          <w:rFonts w:ascii="Segoe UI" w:hAnsi="Segoe UI" w:cs="Segoe UI"/>
+        </w:rPr>
         <w:t>Step 6: User saves the entry as Draft or submits it</w:t>
       </w:r>
     </w:p>
@@ -900,27 +956,64 @@
     </w:p>
     <w:p>
       <w:pPr>
-        <w:pStyle w:val="ListParagraph"/>
-        <w:numPr>
-          <w:ilvl w:val="0"/>
-          <w:numId w:val="5"/>
-        </w:numPr>
         <w:spacing w:before="100" w:beforeAutospacing="1" w:after="100" w:afterAutospacing="1"/>
-        <w:rPr>
-          <w:rFonts w:ascii="Segoe UI" w:hAnsi="Segoe UI" w:cs="Segoe UI"/>
-        </w:rPr>
-      </w:pPr>
-      <w:r>
-        <w:rPr>
-          <w:rFonts w:ascii="Segoe UI" w:hAnsi="Segoe UI" w:cs="Segoe UI"/>
-        </w:rPr>
-        <w:t xml:space="preserve">Data fields validation: </w:t>
-      </w:r>
+        <w:ind w:left="360"/>
+        <w:rPr>
+          <w:rFonts w:ascii="Segoe UI" w:hAnsi="Segoe UI" w:cs="Segoe UI"/>
+        </w:rPr>
+      </w:pPr>
       <w:r>
         <w:rPr>
           <w:rFonts w:ascii="Segoe UI" w:hAnsi="Segoe UI" w:cs="Segoe UI"/>
         </w:rPr>
         <w:br/>
+      </w:r>
+    </w:p>
+    <w:p>
+      <w:pPr>
+        <w:spacing w:before="100" w:beforeAutospacing="1" w:after="100" w:afterAutospacing="1"/>
+        <w:ind w:left="360"/>
+        <w:rPr>
+          <w:rFonts w:ascii="Segoe UI" w:hAnsi="Segoe UI" w:cs="Segoe UI"/>
+        </w:rPr>
+      </w:pPr>
+    </w:p>
+    <w:p>
+      <w:pPr>
+        <w:spacing w:before="100" w:beforeAutospacing="1" w:after="100" w:afterAutospacing="1"/>
+        <w:ind w:left="360"/>
+        <w:rPr>
+          <w:rFonts w:ascii="Segoe UI" w:hAnsi="Segoe UI" w:cs="Segoe UI"/>
+        </w:rPr>
+      </w:pPr>
+    </w:p>
+    <w:p>
+      <w:pPr>
+        <w:spacing w:before="100" w:beforeAutospacing="1" w:after="100" w:afterAutospacing="1"/>
+        <w:ind w:left="360"/>
+        <w:rPr>
+          <w:rFonts w:ascii="Segoe UI" w:hAnsi="Segoe UI" w:cs="Segoe UI"/>
+        </w:rPr>
+      </w:pPr>
+    </w:p>
+    <w:p>
+      <w:pPr>
+        <w:spacing w:before="100" w:beforeAutospacing="1" w:after="100" w:afterAutospacing="1"/>
+        <w:ind w:left="360"/>
+        <w:rPr>
+          <w:rFonts w:ascii="Segoe UI" w:hAnsi="Segoe UI" w:cs="Segoe UI"/>
+          <w:b/>
+          <w:bCs/>
+        </w:rPr>
+      </w:pPr>
+      <w:r>
+        <w:rPr>
+          <w:rFonts w:ascii="Segoe UI" w:hAnsi="Segoe UI" w:cs="Segoe UI"/>
+          <w:b/>
+          <w:bCs/>
+        </w:rPr>
+        <w:lastRenderedPageBreak/>
+        <w:t>Data fields validation:</w:t>
       </w:r>
     </w:p>
     <w:tbl>
@@ -977,7 +1070,6 @@
                 <w:color w:val="1F1F1F"/>
                 <w:bdr w:val="none" w:sz="0" w:space="0" w:color="auto" w:frame="1"/>
               </w:rPr>
-              <w:lastRenderedPageBreak/>
               <w:t>Field Name</w:t>
             </w:r>
           </w:p>
@@ -2065,6 +2157,14 @@
     <w:p>
       <w:pPr>
         <w:spacing w:before="100" w:beforeAutospacing="1" w:after="100" w:afterAutospacing="1"/>
+        <w:rPr>
+          <w:rFonts w:ascii="Segoe UI" w:hAnsi="Segoe UI" w:cs="Segoe UI"/>
+        </w:rPr>
+      </w:pPr>
+    </w:p>
+    <w:p>
+      <w:pPr>
+        <w:spacing w:before="100" w:beforeAutospacing="1" w:after="100" w:afterAutospacing="1"/>
         <w:outlineLvl w:val="2"/>
         <w:rPr>
           <w:rFonts w:ascii="Segoe UI" w:hAnsi="Segoe UI" w:cs="Segoe UI"/>
@@ -2078,6 +2178,7 @@
           <w:b/>
           <w:bCs/>
         </w:rPr>
+        <w:lastRenderedPageBreak/>
         <w:t>Exceptions</w:t>
       </w:r>
     </w:p>
@@ -2719,6 +2820,119 @@
     </w:lvl>
   </w:abstractNum>
   <w:abstractNum w:abstractNumId="5" w15:restartNumberingAfterBreak="0">
+    <w:nsid w:val="24A33DDC"/>
+    <w:multiLevelType w:val="hybridMultilevel"/>
+    <w:tmpl w:val="C78A8680"/>
+    <w:lvl w:ilvl="0" w:tplc="04090001">
+      <w:start w:val="1"/>
+      <w:numFmt w:val="bullet"/>
+      <w:lvlText w:val=""/>
+      <w:lvlJc w:val="left"/>
+      <w:pPr>
+        <w:ind w:left="720" w:hanging="360"/>
+      </w:pPr>
+      <w:rPr>
+        <w:rFonts w:ascii="Symbol" w:hAnsi="Symbol" w:hint="default"/>
+      </w:rPr>
+    </w:lvl>
+    <w:lvl w:ilvl="1" w:tplc="04090003" w:tentative="1">
+      <w:start w:val="1"/>
+      <w:numFmt w:val="bullet"/>
+      <w:lvlText w:val="o"/>
+      <w:lvlJc w:val="left"/>
+      <w:pPr>
+        <w:ind w:left="1440" w:hanging="360"/>
+      </w:pPr>
+      <w:rPr>
+        <w:rFonts w:ascii="Courier New" w:hAnsi="Courier New" w:cs="Courier New" w:hint="default"/>
+      </w:rPr>
+    </w:lvl>
+    <w:lvl w:ilvl="2" w:tplc="04090005" w:tentative="1">
+      <w:start w:val="1"/>
+      <w:numFmt w:val="bullet"/>
+      <w:lvlText w:val=""/>
+      <w:lvlJc w:val="left"/>
+      <w:pPr>
+        <w:ind w:left="2160" w:hanging="360"/>
+      </w:pPr>
+      <w:rPr>
+        <w:rFonts w:ascii="Wingdings" w:hAnsi="Wingdings" w:hint="default"/>
+      </w:rPr>
+    </w:lvl>
+    <w:lvl w:ilvl="3" w:tplc="04090001" w:tentative="1">
+      <w:start w:val="1"/>
+      <w:numFmt w:val="bullet"/>
+      <w:lvlText w:val=""/>
+      <w:lvlJc w:val="left"/>
+      <w:pPr>
+        <w:ind w:left="2880" w:hanging="360"/>
+      </w:pPr>
+      <w:rPr>
+        <w:rFonts w:ascii="Symbol" w:hAnsi="Symbol" w:hint="default"/>
+      </w:rPr>
+    </w:lvl>
+    <w:lvl w:ilvl="4" w:tplc="04090003" w:tentative="1">
+      <w:start w:val="1"/>
+      <w:numFmt w:val="bullet"/>
+      <w:lvlText w:val="o"/>
+      <w:lvlJc w:val="left"/>
+      <w:pPr>
+        <w:ind w:left="3600" w:hanging="360"/>
+      </w:pPr>
+      <w:rPr>
+        <w:rFonts w:ascii="Courier New" w:hAnsi="Courier New" w:cs="Courier New" w:hint="default"/>
+      </w:rPr>
+    </w:lvl>
+    <w:lvl w:ilvl="5" w:tplc="04090005" w:tentative="1">
+      <w:start w:val="1"/>
+      <w:numFmt w:val="bullet"/>
+      <w:lvlText w:val=""/>
+      <w:lvlJc w:val="left"/>
+      <w:pPr>
+        <w:ind w:left="4320" w:hanging="360"/>
+      </w:pPr>
+      <w:rPr>
+        <w:rFonts w:ascii="Wingdings" w:hAnsi="Wingdings" w:hint="default"/>
+      </w:rPr>
+    </w:lvl>
+    <w:lvl w:ilvl="6" w:tplc="04090001" w:tentative="1">
+      <w:start w:val="1"/>
+      <w:numFmt w:val="bullet"/>
+      <w:lvlText w:val=""/>
+      <w:lvlJc w:val="left"/>
+      <w:pPr>
+        <w:ind w:left="5040" w:hanging="360"/>
+      </w:pPr>
+      <w:rPr>
+        <w:rFonts w:ascii="Symbol" w:hAnsi="Symbol" w:hint="default"/>
+      </w:rPr>
+    </w:lvl>
+    <w:lvl w:ilvl="7" w:tplc="04090003" w:tentative="1">
+      <w:start w:val="1"/>
+      <w:numFmt w:val="bullet"/>
+      <w:lvlText w:val="o"/>
+      <w:lvlJc w:val="left"/>
+      <w:pPr>
+        <w:ind w:left="5760" w:hanging="360"/>
+      </w:pPr>
+      <w:rPr>
+        <w:rFonts w:ascii="Courier New" w:hAnsi="Courier New" w:cs="Courier New" w:hint="default"/>
+      </w:rPr>
+    </w:lvl>
+    <w:lvl w:ilvl="8" w:tplc="04090005" w:tentative="1">
+      <w:start w:val="1"/>
+      <w:numFmt w:val="bullet"/>
+      <w:lvlText w:val=""/>
+      <w:lvlJc w:val="left"/>
+      <w:pPr>
+        <w:ind w:left="6480" w:hanging="360"/>
+      </w:pPr>
+      <w:rPr>
+        <w:rFonts w:ascii="Wingdings" w:hAnsi="Wingdings" w:hint="default"/>
+      </w:rPr>
+    </w:lvl>
+  </w:abstractNum>
+  <w:abstractNum w:abstractNumId="6" w15:restartNumberingAfterBreak="0">
     <w:nsid w:val="29AE25ED"/>
     <w:multiLevelType w:val="hybridMultilevel"/>
     <w:tmpl w:val="42400438"/>
@@ -2831,7 +3045,7 @@
       </w:rPr>
     </w:lvl>
   </w:abstractNum>
-  <w:abstractNum w:abstractNumId="6" w15:restartNumberingAfterBreak="0">
+  <w:abstractNum w:abstractNumId="7" w15:restartNumberingAfterBreak="0">
     <w:nsid w:val="370B5B12"/>
     <w:multiLevelType w:val="hybridMultilevel"/>
     <w:tmpl w:val="2A10EEB0"/>
@@ -2944,7 +3158,7 @@
       </w:rPr>
     </w:lvl>
   </w:abstractNum>
-  <w:abstractNum w:abstractNumId="7" w15:restartNumberingAfterBreak="0">
+  <w:abstractNum w:abstractNumId="8" w15:restartNumberingAfterBreak="0">
     <w:nsid w:val="43333F57"/>
     <w:multiLevelType w:val="hybridMultilevel"/>
     <w:tmpl w:val="41802F74"/>
@@ -3057,7 +3271,7 @@
       </w:rPr>
     </w:lvl>
   </w:abstractNum>
-  <w:abstractNum w:abstractNumId="8" w15:restartNumberingAfterBreak="0">
+  <w:abstractNum w:abstractNumId="9" w15:restartNumberingAfterBreak="0">
     <w:nsid w:val="485D58D8"/>
     <w:multiLevelType w:val="hybridMultilevel"/>
     <w:tmpl w:val="33F47C66"/>
@@ -3170,7 +3384,7 @@
       </w:rPr>
     </w:lvl>
   </w:abstractNum>
-  <w:abstractNum w:abstractNumId="9" w15:restartNumberingAfterBreak="0">
+  <w:abstractNum w:abstractNumId="10" w15:restartNumberingAfterBreak="0">
     <w:nsid w:val="49D665A1"/>
     <w:multiLevelType w:val="hybridMultilevel"/>
     <w:tmpl w:val="4E9C4D84"/>
@@ -3283,7 +3497,7 @@
       </w:rPr>
     </w:lvl>
   </w:abstractNum>
-  <w:abstractNum w:abstractNumId="10" w15:restartNumberingAfterBreak="0">
+  <w:abstractNum w:abstractNumId="11" w15:restartNumberingAfterBreak="0">
     <w:nsid w:val="500D3BB5"/>
     <w:multiLevelType w:val="hybridMultilevel"/>
     <w:tmpl w:val="9DF66A30"/>
@@ -3396,7 +3610,7 @@
       </w:rPr>
     </w:lvl>
   </w:abstractNum>
-  <w:abstractNum w:abstractNumId="11" w15:restartNumberingAfterBreak="0">
+  <w:abstractNum w:abstractNumId="12" w15:restartNumberingAfterBreak="0">
     <w:nsid w:val="514E53FF"/>
     <w:multiLevelType w:val="hybridMultilevel"/>
     <w:tmpl w:val="43580E50"/>
@@ -3509,7 +3723,7 @@
       </w:rPr>
     </w:lvl>
   </w:abstractNum>
-  <w:abstractNum w:abstractNumId="12" w15:restartNumberingAfterBreak="0">
+  <w:abstractNum w:abstractNumId="13" w15:restartNumberingAfterBreak="0">
     <w:nsid w:val="5CBF4264"/>
     <w:multiLevelType w:val="multilevel"/>
     <w:tmpl w:val="214E0088"/>
@@ -3622,7 +3836,7 @@
       </w:pPr>
     </w:lvl>
   </w:abstractNum>
-  <w:abstractNum w:abstractNumId="13" w15:restartNumberingAfterBreak="0">
+  <w:abstractNum w:abstractNumId="14" w15:restartNumberingAfterBreak="0">
     <w:nsid w:val="624E2323"/>
     <w:multiLevelType w:val="multilevel"/>
     <w:tmpl w:val="214E0088"/>
@@ -3735,7 +3949,7 @@
       </w:pPr>
     </w:lvl>
   </w:abstractNum>
-  <w:abstractNum w:abstractNumId="14" w15:restartNumberingAfterBreak="0">
+  <w:abstractNum w:abstractNumId="15" w15:restartNumberingAfterBreak="0">
     <w:nsid w:val="68955B02"/>
     <w:multiLevelType w:val="hybridMultilevel"/>
     <w:tmpl w:val="43C436AC"/>
@@ -3848,7 +4062,7 @@
       </w:rPr>
     </w:lvl>
   </w:abstractNum>
-  <w:abstractNum w:abstractNumId="15" w15:restartNumberingAfterBreak="0">
+  <w:abstractNum w:abstractNumId="16" w15:restartNumberingAfterBreak="0">
     <w:nsid w:val="6D58235E"/>
     <w:multiLevelType w:val="hybridMultilevel"/>
     <w:tmpl w:val="1CFE92E8"/>
@@ -3961,7 +4175,7 @@
       </w:rPr>
     </w:lvl>
   </w:abstractNum>
-  <w:abstractNum w:abstractNumId="16" w15:restartNumberingAfterBreak="0">
+  <w:abstractNum w:abstractNumId="17" w15:restartNumberingAfterBreak="0">
     <w:nsid w:val="7AFC6FC0"/>
     <w:multiLevelType w:val="multilevel"/>
     <w:tmpl w:val="214E0088"/>
@@ -4075,22 +4289,22 @@
     </w:lvl>
   </w:abstractNum>
   <w:num w:numId="1" w16cid:durableId="534277222">
+    <w:abstractNumId w:val="14"/>
+  </w:num>
+  <w:num w:numId="2" w16cid:durableId="823358460">
     <w:abstractNumId w:val="13"/>
   </w:num>
-  <w:num w:numId="2" w16cid:durableId="823358460">
-    <w:abstractNumId w:val="12"/>
-  </w:num>
   <w:num w:numId="3" w16cid:durableId="1647969603">
-    <w:abstractNumId w:val="16"/>
+    <w:abstractNumId w:val="17"/>
   </w:num>
   <w:num w:numId="4" w16cid:durableId="1912158520">
-    <w:abstractNumId w:val="10"/>
+    <w:abstractNumId w:val="11"/>
   </w:num>
   <w:num w:numId="5" w16cid:durableId="246773347">
     <w:abstractNumId w:val="1"/>
   </w:num>
   <w:num w:numId="6" w16cid:durableId="960187721">
-    <w:abstractNumId w:val="5"/>
+    <w:abstractNumId w:val="6"/>
   </w:num>
   <w:num w:numId="7" w16cid:durableId="264310150">
     <w:abstractNumId w:val="0"/>
@@ -4099,31 +4313,34 @@
     <w:abstractNumId w:val="3"/>
   </w:num>
   <w:num w:numId="9" w16cid:durableId="1348754626">
-    <w:abstractNumId w:val="6"/>
+    <w:abstractNumId w:val="7"/>
   </w:num>
   <w:num w:numId="10" w16cid:durableId="1670269">
     <w:abstractNumId w:val="4"/>
   </w:num>
   <w:num w:numId="11" w16cid:durableId="874390619">
-    <w:abstractNumId w:val="15"/>
+    <w:abstractNumId w:val="16"/>
   </w:num>
   <w:num w:numId="12" w16cid:durableId="1975478609">
     <w:abstractNumId w:val="2"/>
   </w:num>
   <w:num w:numId="13" w16cid:durableId="1068577493">
+    <w:abstractNumId w:val="10"/>
+  </w:num>
+  <w:num w:numId="14" w16cid:durableId="1039015793">
+    <w:abstractNumId w:val="15"/>
+  </w:num>
+  <w:num w:numId="15" w16cid:durableId="820386495">
+    <w:abstractNumId w:val="8"/>
+  </w:num>
+  <w:num w:numId="16" w16cid:durableId="2111125359">
+    <w:abstractNumId w:val="12"/>
+  </w:num>
+  <w:num w:numId="17" w16cid:durableId="1406687482">
     <w:abstractNumId w:val="9"/>
   </w:num>
-  <w:num w:numId="14" w16cid:durableId="1039015793">
-    <w:abstractNumId w:val="14"/>
-  </w:num>
-  <w:num w:numId="15" w16cid:durableId="820386495">
-    <w:abstractNumId w:val="7"/>
-  </w:num>
-  <w:num w:numId="16" w16cid:durableId="2111125359">
-    <w:abstractNumId w:val="11"/>
-  </w:num>
-  <w:num w:numId="17" w16cid:durableId="1406687482">
-    <w:abstractNumId w:val="8"/>
+  <w:num w:numId="18" w16cid:durableId="417674053">
+    <w:abstractNumId w:val="5"/>
   </w:num>
 </w:numbering>
 </file>
